--- a/docs/web-admin-reference.docx
+++ b/docs/web-admin-reference.docx
@@ -680,6 +680,28 @@
           </w:tcPr>
           <w:p>
             <w:r>
+              <w:t>Command Catalog</w:t>
+            </w:r>
+          </w:p>
+        </w:tc>
+        <w:tc>
+          <w:tcPr>
+            <w:tcW w:type="dxa" w:w="4320"/>
+          </w:tcPr>
+          <w:p>
+            <w:r>
+              <w:t>Pool pattern thô (lưu localStorage). Import từ XML hoặc CSV. Filter substring + wildcard `show *`. Multi-select + 'Select all matching'. Bulk Apply: chọn 1 lần metadata (service / ne_profile / category / risk_level) → áp cho mọi pattern đã tick → batch POST /aa/command-def/import. Workflow 2 bước này thay cho việc gõ tay từng command-def khi có vendor manifest.</w:t>
+            </w:r>
+          </w:p>
+        </w:tc>
+      </w:tr>
+      <w:tr>
+        <w:tc>
+          <w:tcPr>
+            <w:tcW w:type="dxa" w:w="4320"/>
+          </w:tcPr>
+          <w:p>
+            <w:r>
               <w:t>Command Defs</w:t>
             </w:r>
           </w:p>
@@ -690,7 +712,7 @@
           </w:tcPr>
           <w:p>
             <w:r>
-              <w:t>CRUD command registry + filter (service/profile/category) + CSV import/export. Header CSV: `service,ne_profile,pattern,category,risk_level,description`. "Load Sample" điền 9 row mẫu.</w:t>
+              <w:t>CRUD command registry + filter (service/profile/category) + CSV import/export. Header CSV: `service,ne_profile,pattern,category,risk_level,description`. "Load Sample" điền 9 row mẫu. Dùng cho row-by-row CRUD; với bulk thì dùng Command Catalog.</w:t>
             </w:r>
           </w:p>
         </w:tc>
@@ -989,7 +1011,7 @@
         <w:pStyle w:val="ListNumber"/>
       </w:pPr>
       <w:r>
-        <w:t>Vào tab **Command Defs** → import sample CSV hoặc khai báo từng command pattern, gắn category/risk_level.</w:t>
+        <w:t>Vào tab **Command Catalog** → import vendor XML/CSV manifest vào pool. Filter + multi-select + Bulk Apply để gán metadata (service/profile/category/risk) cho từng nhóm pattern. Tab **Command Defs** dùng cho row-by-row CRUD nếu cần chỉnh tay.</w:t>
       </w:r>
     </w:p>
     <w:p>
@@ -1347,6 +1369,62 @@
       </w:pPr>
       <w:r>
         <w:t>6. Tài nguyên đặc biệt</w:t>
+      </w:r>
+    </w:p>
+    <w:p>
+      <w:pPr>
+        <w:pStyle w:val="Heading2"/>
+      </w:pPr>
+      <w:r>
+        <w:t>6.0. Command Catalog (workflow 2-bước)</w:t>
+      </w:r>
+    </w:p>
+    <w:p>
+      <w:r>
+        <w:rPr>
+          <w:b w:val="0"/>
+        </w:rPr>
+        <w:t>Tab Command Catalog có 3 card xếp dọc:</w:t>
+      </w:r>
+    </w:p>
+    <w:p>
+      <w:pPr>
+        <w:pStyle w:val="ListBullet"/>
+      </w:pPr>
+      <w:r>
+        <w:t>**1. Import patterns** — upload file (.xml/.csv) hoặc paste vào textarea. Auto-detect format theo ký tự đầu (`&lt;` = XML). XML parser quét bất kỳ element &lt;command&gt;/&lt;cmd&gt;/&lt;pattern&gt; với text hoặc attribute pattern/name/value. CSV parser cần header `pattern[,description]`. Pool ghi vào localStorage `mgt_command_catalog`.</w:t>
+      </w:r>
+    </w:p>
+    <w:p>
+      <w:pPr>
+        <w:pStyle w:val="ListBullet"/>
+      </w:pPr>
+      <w:r>
+        <w:t>**2. Pool** — table tất cả pattern hiện có. Filter input chấp nhận substring (`get`) hoặc wildcard suffix (`show *`). "Select all matching" tick toàn bộ row hiển thị; checkbox header tick/untick visible. Mỗi row có nút × để xoá khỏi pool.</w:t>
+      </w:r>
+    </w:p>
+    <w:p>
+      <w:pPr>
+        <w:pStyle w:val="ListBullet"/>
+      </w:pPr>
+      <w:r>
+        <w:t>**3. Bulk Apply** — chọn service / ne_profile / category / risk_level 1 lần → bấm Apply → frontend build array {service, ne_profile, pattern, category, risk_level, description} cho mọi pattern đã tick → POST /aa/command-def/import. Backend dedupe theo (service, ne_profile, pattern), nên import lại không tạo duplicate.</w:t>
+      </w:r>
+    </w:p>
+    <w:p>
+      <w:r>
+        <w:rPr>
+          <w:b w:val="0"/>
+        </w:rPr>
+        <w:t>Workflow: import 1 lần lúc onboard vendor → mỗi khi cần phân loại 1 nhóm command thì filter + select + bulk apply, không phải gõ tay từng pattern.</w:t>
+      </w:r>
+    </w:p>
+    <w:p>
+      <w:r>
+        <w:rPr>
+          <w:b w:val="0"/>
+        </w:rPr>
+        <w:t>Pool LOCAL theo browser — admin khác không thấy. Để share, download CSV → gửi cho người khác → họ paste lại.</w:t>
       </w:r>
     </w:p>
     <w:p>
@@ -1846,6 +1924,38 @@
           <w:p>
             <w:r>
               <w:t>✅</w:t>
+            </w:r>
+          </w:p>
+        </w:tc>
+        <w:tc>
+          <w:tcPr>
+            <w:tcW w:type="dxa" w:w="2880"/>
+          </w:tcPr>
+          <w:p>
+            <w:r>
+              <w:t>❌</w:t>
+            </w:r>
+          </w:p>
+        </w:tc>
+      </w:tr>
+      <w:tr>
+        <w:tc>
+          <w:tcPr>
+            <w:tcW w:type="dxa" w:w="2880"/>
+          </w:tcPr>
+          <w:p>
+            <w:r>
+              <w:t>Command Catalog</w:t>
+            </w:r>
+          </w:p>
+        </w:tc>
+        <w:tc>
+          <w:tcPr>
+            <w:tcW w:type="dxa" w:w="2880"/>
+          </w:tcPr>
+          <w:p>
+            <w:r>
+              <w:t>✅ (pool localStorage per-browser)</w:t>
             </w:r>
           </w:p>
         </w:tc>
